--- a/assets/personal_info_en.docx
+++ b/assets/personal_info_en.docx
@@ -59,7 +59,25 @@
           <w:szCs w:val="24"/>
           <w:lang w:val="en-US" w:eastAsia="ru-RU"/>
         </w:rPr>
-        <w:t>1.1. This Personal Data Processing Policy (hereinafter referred to as the “Policy”) has been developed in accordance with Federal Law No. 152-FZ of July 27, 2006, “On Personal Data,” and sets forth the procedures for processing personal data and the measures taken to ensure its security by Maria Alexandrovna Prusakova, TIN 526209522775 (hereinafter referred to as the “Operator”).</w:t>
+        <w:t>1.1. This Personal Data Processing Policy (hereinafter referred to as the “Policy”) has been developed in accordance with Federal Law No. 152-FZ of July 27, 2006, “On Personal Data,” and sets forth the procedures for processing personal data and the measures taken to ensure its security by Maria Alexandrovna Prusakova, TIN 52</w:t>
+      </w:r>
+      <w:r>
+        <w:rPr>
+          <w:rFonts w:ascii="Arial" w:eastAsia="Times New Roman" w:hAnsi="Arial" w:cs="Arial"/>
+          <w:sz w:val="24"/>
+          <w:szCs w:val="24"/>
+          <w:lang w:val="en-US" w:eastAsia="ru-RU"/>
+        </w:rPr>
+        <w:t>****</w:t>
+      </w:r>
+      <w:r>
+        <w:rPr>
+          <w:rFonts w:ascii="Arial" w:eastAsia="Times New Roman" w:hAnsi="Arial" w:cs="Arial"/>
+          <w:sz w:val="24"/>
+          <w:szCs w:val="24"/>
+          <w:lang w:val="en-US" w:eastAsia="ru-RU"/>
+        </w:rPr>
+        <w:t xml:space="preserve"> (hereinafter referred to as the “Operator”).</w:t>
       </w:r>
     </w:p>
     <w:p>
